--- a/valencia/UD00/UD00 - Annex I - Recomanació d'entorn de treball.docx
+++ b/valencia/UD00/UD00 - Annex I - Recomanació d'entorn de treball.docx
@@ -84,7 +84,7 @@
           <wp:inline distB="114300" distT="114300" distL="114300" distR="114300">
             <wp:extent cx="447675" cy="57150"/>
             <wp:effectExtent b="0" l="0" r="0" t="0"/>
-            <wp:docPr descr="short line" id="2" name="image3.png"/>
+            <wp:docPr descr="short line" id="3" name="image3.png"/>
             <a:graphic>
               <a:graphicData uri="http://schemas.openxmlformats.org/drawingml/2006/picture">
                 <pic:pic>
@@ -196,98 +196,7 @@
           <w:szCs w:val="32"/>
           <w:rtl w:val="0"/>
         </w:rPr>
-        <w:t xml:space="preserve">Actualitzat Setembre 2025</w:t>
-      </w:r>
-      <w:r>
-        <w:rPr>
-          <w:rtl w:val="0"/>
-        </w:rPr>
-      </w:r>
-    </w:p>
-    <w:p>
-      <w:pPr>
-        <w:pageBreakBefore w:val="0"/>
-        <w:widowControl w:val="1"/>
-        <w:spacing w:after="0" w:before="0" w:line="312" w:lineRule="auto"/>
-        <w:ind w:left="-6.666666666666762" w:firstLine="0"/>
-        <w:jc w:val="left"/>
-        <w:rPr>
-          <w:rFonts w:ascii="Lato" w:cs="Lato" w:eastAsia="Lato" w:hAnsi="Lato"/>
-          <w:color w:val="595959"/>
-        </w:rPr>
-      </w:pPr>
-      <w:r>
-        <w:rPr>
-          <w:rtl w:val="0"/>
-        </w:rPr>
-      </w:r>
-    </w:p>
-    <w:p>
-      <w:pPr>
-        <w:pageBreakBefore w:val="0"/>
-        <w:ind w:firstLine="113"/>
-        <w:rPr>
-          <w:color w:val="336633"/>
-          <w:sz w:val="28"/>
-          <w:szCs w:val="28"/>
-        </w:rPr>
-      </w:pPr>
-      <w:r>
-        <w:rPr>
-          <w:color w:val="336633"/>
-          <w:sz w:val="28"/>
-          <w:szCs w:val="28"/>
-          <w:rtl w:val="0"/>
-        </w:rPr>
-        <w:t xml:space="preserve">Llicència</w:t>
-      </w:r>
-      <w:r>
-        <w:rPr>
-          <w:rtl w:val="0"/>
-        </w:rPr>
-      </w:r>
-    </w:p>
-    <w:p>
-      <w:pPr>
-        <w:pageBreakBefore w:val="0"/>
-        <w:ind w:left="395" w:right="404" w:firstLine="0"/>
-        <w:rPr>
-          <w:rFonts w:ascii="Verdana" w:cs="Verdana" w:eastAsia="Verdana" w:hAnsi="Verdana"/>
-          <w:b w:val="1"/>
-          <w:sz w:val="20"/>
-          <w:szCs w:val="20"/>
-        </w:rPr>
-      </w:pPr>
-      <w:r>
-        <w:rPr>
-          <w:rtl w:val="0"/>
-        </w:rPr>
-      </w:r>
-    </w:p>
-    <w:p>
-      <w:pPr>
-        <w:pageBreakBefore w:val="0"/>
-        <w:ind w:left="395" w:right="404" w:firstLine="0"/>
-        <w:rPr/>
-      </w:pPr>
-      <w:r>
-        <w:rPr>
-          <w:rFonts w:ascii="Verdana" w:cs="Verdana" w:eastAsia="Verdana" w:hAnsi="Verdana"/>
-          <w:b w:val="1"/>
-          <w:sz w:val="20"/>
-          <w:szCs w:val="20"/>
-          <w:rtl w:val="0"/>
-        </w:rPr>
-        <w:t xml:space="preserve">Reconocimiento – NoComercial - CompartirIgual (BY-NC-SA)</w:t>
-      </w:r>
-      <w:r>
-        <w:rPr>
-          <w:rFonts w:ascii="Verdana" w:cs="Verdana" w:eastAsia="Verdana" w:hAnsi="Verdana"/>
-          <w:sz w:val="20"/>
-          <w:szCs w:val="20"/>
-          <w:rtl w:val="0"/>
-        </w:rPr>
-        <w:t xml:space="preserve">: No és permet un ús comercial de l'obra original ni dels possibles obres derivades, la distribució dels quals s'ha de fer amb una llicència igual a la que regula l'obra original.</w:t>
+        <w:t xml:space="preserve">Actualitzat Setembre 2025 </w:t>
       </w:r>
       <w:r>
         <w:rPr>
@@ -299,10 +208,10 @@
           <wp:anchor allowOverlap="1" behindDoc="0" distB="57150" distT="57150" distL="57150" distR="57150" hidden="0" layoutInCell="1" locked="0" relativeHeight="0" simplePos="0">
             <wp:simplePos x="0" y="0"/>
             <wp:positionH relativeFrom="column">
-              <wp:posOffset>219075</wp:posOffset>
+              <wp:posOffset>2494355</wp:posOffset>
             </wp:positionH>
             <wp:positionV relativeFrom="paragraph">
-              <wp:posOffset>85725</wp:posOffset>
+              <wp:posOffset>135382</wp:posOffset>
             </wp:positionV>
             <wp:extent cx="922564" cy="322898"/>
             <wp:effectExtent b="0" l="0" r="0" t="0"/>
@@ -339,6 +248,139 @@
     </w:p>
     <w:p>
       <w:pPr>
+        <w:pageBreakBefore w:val="0"/>
+        <w:widowControl w:val="1"/>
+        <w:spacing w:after="0" w:before="0" w:line="312" w:lineRule="auto"/>
+        <w:ind w:left="-6.666666666666762" w:firstLine="0"/>
+        <w:jc w:val="left"/>
+        <w:rPr>
+          <w:rFonts w:ascii="Lato" w:cs="Lato" w:eastAsia="Lato" w:hAnsi="Lato"/>
+          <w:color w:val="595959"/>
+        </w:rPr>
+      </w:pPr>
+      <w:r>
+        <w:rPr>
+          <w:rtl w:val="0"/>
+        </w:rPr>
+      </w:r>
+    </w:p>
+    <w:p>
+      <w:pPr>
+        <w:pageBreakBefore w:val="0"/>
+        <w:ind w:firstLine="113"/>
+        <w:rPr>
+          <w:color w:val="336633"/>
+          <w:sz w:val="28"/>
+          <w:szCs w:val="28"/>
+        </w:rPr>
+      </w:pPr>
+      <w:r>
+        <w:rPr>
+          <w:color w:val="336633"/>
+          <w:sz w:val="28"/>
+          <w:szCs w:val="28"/>
+          <w:rtl w:val="0"/>
+        </w:rPr>
+        <w:t xml:space="preserve">Llicència</w:t>
+      </w:r>
+      <w:r>
+        <w:rPr>
+          <w:rtl w:val="0"/>
+        </w:rPr>
+      </w:r>
+    </w:p>
+    <w:p>
+      <w:pPr>
+        <w:pageBreakBefore w:val="0"/>
+        <w:ind w:left="395" w:right="404" w:firstLine="0"/>
+        <w:rPr>
+          <w:rFonts w:ascii="Verdana" w:cs="Verdana" w:eastAsia="Verdana" w:hAnsi="Verdana"/>
+          <w:b w:val="1"/>
+          <w:sz w:val="20"/>
+          <w:szCs w:val="20"/>
+        </w:rPr>
+      </w:pPr>
+      <w:r>
+        <w:rPr>
+          <w:rtl w:val="0"/>
+        </w:rPr>
+      </w:r>
+    </w:p>
+    <w:p>
+      <w:pPr>
+        <w:pageBreakBefore w:val="0"/>
+        <w:ind w:left="395" w:right="404" w:firstLine="0"/>
+        <w:rPr/>
+      </w:pPr>
+      <w:r>
+        <w:rPr>
+          <w:rFonts w:ascii="Verdana" w:cs="Verdana" w:eastAsia="Verdana" w:hAnsi="Verdana"/>
+          <w:b w:val="1"/>
+          <w:sz w:val="20"/>
+          <w:szCs w:val="20"/>
+          <w:rtl w:val="0"/>
+        </w:rPr>
+        <w:t xml:space="preserve">Reconocimiento – NoComercial - CompartirIgual (BY-NC-SA)</w:t>
+      </w:r>
+      <w:r>
+        <w:rPr>
+          <w:rFonts w:ascii="Verdana" w:cs="Verdana" w:eastAsia="Verdana" w:hAnsi="Verdana"/>
+          <w:sz w:val="20"/>
+          <w:szCs w:val="20"/>
+          <w:rtl w:val="0"/>
+        </w:rPr>
+        <w:t xml:space="preserve">: No és permet un ús comercial de l'obra original ni dels possibles obres derivades, la distribució dels quals s'ha de fer amb una llicència igual a la que regula l'obra original.</w:t>
+      </w:r>
+      <w:r>
+        <w:rPr>
+          <w:rtl w:val="0"/>
+        </w:rPr>
+      </w:r>
+      <w:r>
+        <w:drawing>
+          <wp:anchor allowOverlap="1" behindDoc="0" distB="57150" distT="57150" distL="57150" distR="57150" hidden="0" layoutInCell="1" locked="0" relativeHeight="0" simplePos="0">
+            <wp:simplePos x="0" y="0"/>
+            <wp:positionH relativeFrom="column">
+              <wp:posOffset>219075</wp:posOffset>
+            </wp:positionH>
+            <wp:positionV relativeFrom="paragraph">
+              <wp:posOffset>85725</wp:posOffset>
+            </wp:positionV>
+            <wp:extent cx="922564" cy="322898"/>
+            <wp:effectExtent b="0" l="0" r="0" t="0"/>
+            <wp:wrapSquare wrapText="bothSides" distB="57150" distT="57150" distL="57150" distR="57150"/>
+            <wp:docPr id="2" name="image2.png"/>
+            <a:graphic>
+              <a:graphicData uri="http://schemas.openxmlformats.org/drawingml/2006/picture">
+                <pic:pic>
+                  <pic:nvPicPr>
+                    <pic:cNvPr id="0" name="image2.png"/>
+                    <pic:cNvPicPr preferRelativeResize="0"/>
+                  </pic:nvPicPr>
+                  <pic:blipFill>
+                    <a:blip r:embed="rId7"/>
+                    <a:srcRect b="0" l="0" r="0" t="0"/>
+                    <a:stretch>
+                      <a:fillRect/>
+                    </a:stretch>
+                  </pic:blipFill>
+                  <pic:spPr>
+                    <a:xfrm>
+                      <a:off x="0" y="0"/>
+                      <a:ext cx="922564" cy="322898"/>
+                    </a:xfrm>
+                    <a:prstGeom prst="rect"/>
+                    <a:ln/>
+                  </pic:spPr>
+                </pic:pic>
+              </a:graphicData>
+            </a:graphic>
+          </wp:anchor>
+        </w:drawing>
+      </w:r>
+    </w:p>
+    <w:p>
+      <w:pPr>
         <w:keepNext w:val="0"/>
         <w:keepLines w:val="0"/>
         <w:pageBreakBefore w:val="0"/>
@@ -662,7 +704,7 @@
           <w:b w:val="1"/>
           <w:rtl w:val="0"/>
         </w:rPr>
-        <w:t xml:space="preserve">Atención</w:t>
+        <w:t xml:space="preserve">Atenció</w:t>
       </w:r>
       <w:r>
         <w:rPr>
@@ -833,7 +875,7 @@
     </w:p>
     <w:sdt>
       <w:sdtPr>
-        <w:id w:val="1455843018"/>
+        <w:id w:val="-1508991302"/>
         <w:docPartObj>
           <w:docPartGallery w:val="Table of Contents"/>
           <w:docPartUnique w:val="1"/>
@@ -848,9 +890,17 @@
             <w:spacing w:after="0" w:before="60" w:lineRule="auto"/>
             <w:jc w:val="left"/>
             <w:rPr>
+              <w:rFonts w:ascii="Arial" w:cs="Arial" w:eastAsia="Arial" w:hAnsi="Arial"/>
               <w:b w:val="1"/>
+              <w:i w:val="0"/>
+              <w:smallCaps w:val="0"/>
+              <w:strike w:val="0"/>
               <w:color w:val="000000"/>
+              <w:sz w:val="22"/>
+              <w:szCs w:val="22"/>
               <w:u w:val="none"/>
+              <w:shd w:fill="auto" w:val="clear"/>
+              <w:vertAlign w:val="baseline"/>
             </w:rPr>
           </w:pPr>
           <w:r>
@@ -874,9 +924,9 @@
                 <w:vertAlign w:val="baseline"/>
                 <w:rtl w:val="0"/>
               </w:rPr>
-              <w:t xml:space="preserve">1. Instalació</w:t>
+              <w:t xml:space="preserve">1. Instal·lació</w:t>
               <w:tab/>
-              <w:t xml:space="preserve">2</w:t>
+              <w:t xml:space="preserve">3</w:t>
             </w:r>
           </w:hyperlink>
           <w:r>
@@ -893,9 +943,17 @@
             <w:spacing w:after="0" w:before="60" w:lineRule="auto"/>
             <w:jc w:val="left"/>
             <w:rPr>
+              <w:rFonts w:ascii="Arial" w:cs="Arial" w:eastAsia="Arial" w:hAnsi="Arial"/>
               <w:b w:val="1"/>
+              <w:i w:val="0"/>
+              <w:smallCaps w:val="0"/>
+              <w:strike w:val="0"/>
               <w:color w:val="000000"/>
+              <w:sz w:val="22"/>
+              <w:szCs w:val="22"/>
               <w:u w:val="none"/>
+              <w:shd w:fill="auto" w:val="clear"/>
+              <w:vertAlign w:val="baseline"/>
             </w:rPr>
           </w:pPr>
           <w:hyperlink w:anchor="_ihte9xq44h90">
@@ -934,8 +992,17 @@
             <w:ind w:left="360" w:firstLine="0"/>
             <w:jc w:val="left"/>
             <w:rPr>
+              <w:rFonts w:ascii="Arial" w:cs="Arial" w:eastAsia="Arial" w:hAnsi="Arial"/>
+              <w:b w:val="0"/>
+              <w:i w:val="0"/>
+              <w:smallCaps w:val="0"/>
+              <w:strike w:val="0"/>
               <w:color w:val="000000"/>
+              <w:sz w:val="22"/>
+              <w:szCs w:val="22"/>
               <w:u w:val="none"/>
+              <w:shd w:fill="auto" w:val="clear"/>
+              <w:vertAlign w:val="baseline"/>
             </w:rPr>
           </w:pPr>
           <w:hyperlink w:anchor="_j6cs3eapsu61">
@@ -974,8 +1041,17 @@
             <w:ind w:left="360" w:firstLine="0"/>
             <w:jc w:val="left"/>
             <w:rPr>
+              <w:rFonts w:ascii="Arial" w:cs="Arial" w:eastAsia="Arial" w:hAnsi="Arial"/>
+              <w:b w:val="0"/>
+              <w:i w:val="0"/>
+              <w:smallCaps w:val="0"/>
+              <w:strike w:val="0"/>
               <w:color w:val="000000"/>
+              <w:sz w:val="22"/>
+              <w:szCs w:val="22"/>
               <w:u w:val="none"/>
+              <w:shd w:fill="auto" w:val="clear"/>
+              <w:vertAlign w:val="baseline"/>
             </w:rPr>
           </w:pPr>
           <w:hyperlink w:anchor="_bdf45qv0dzmu">
@@ -1014,8 +1090,17 @@
             <w:ind w:left="360" w:firstLine="0"/>
             <w:jc w:val="left"/>
             <w:rPr>
+              <w:rFonts w:ascii="Arial" w:cs="Arial" w:eastAsia="Arial" w:hAnsi="Arial"/>
+              <w:b w:val="0"/>
+              <w:i w:val="0"/>
+              <w:smallCaps w:val="0"/>
+              <w:strike w:val="0"/>
               <w:color w:val="000000"/>
+              <w:sz w:val="22"/>
+              <w:szCs w:val="22"/>
               <w:u w:val="none"/>
+              <w:shd w:fill="auto" w:val="clear"/>
+              <w:vertAlign w:val="baseline"/>
             </w:rPr>
           </w:pPr>
           <w:hyperlink w:anchor="_sx01e9gaxowv">
@@ -1053,9 +1138,17 @@
             <w:spacing w:after="0" w:before="60" w:lineRule="auto"/>
             <w:jc w:val="left"/>
             <w:rPr>
+              <w:rFonts w:ascii="Arial" w:cs="Arial" w:eastAsia="Arial" w:hAnsi="Arial"/>
               <w:b w:val="1"/>
+              <w:i w:val="0"/>
+              <w:smallCaps w:val="0"/>
+              <w:strike w:val="0"/>
               <w:color w:val="000000"/>
+              <w:sz w:val="22"/>
+              <w:szCs w:val="22"/>
               <w:u w:val="none"/>
+              <w:shd w:fill="auto" w:val="clear"/>
+              <w:vertAlign w:val="baseline"/>
             </w:rPr>
           </w:pPr>
           <w:hyperlink w:anchor="_g1qlmy5ta6mu">
@@ -1074,7 +1167,7 @@
                 <w:vertAlign w:val="baseline"/>
                 <w:rtl w:val="0"/>
               </w:rPr>
-              <w:t xml:space="preserve">3. Autors (en ordre alfabétic)</w:t>
+              <w:t xml:space="preserve">3. Autors (en ordre alfabètic)</w:t>
               <w:tab/>
               <w:t xml:space="preserve">4</w:t>
             </w:r>
@@ -2139,7 +2232,7 @@
         <w:rPr>
           <w:rtl w:val="0"/>
         </w:rPr>
-        <w:t xml:space="preserve">Autors (en ordre alfabétic)</w:t>
+        <w:t xml:space="preserve">Autors (en ordre alfabètic)</w:t>
       </w:r>
     </w:p>
     <w:p>
@@ -3153,11 +3246,19 @@
       </w:pPr>
     </w:pPrDefault>
   </w:docDefaults>
+  <w:style w:type="table" w:styleId="TableNormal" w:default="1">
+    <w:name w:val="TableNormal"/>
+    <w:tblPr>
+      <w:tblCellMar>
+        <w:top w:w="100.0" w:type="dxa"/>
+        <w:left w:w="100.0" w:type="dxa"/>
+        <w:bottom w:w="100.0" w:type="dxa"/>
+        <w:right w:w="100.0" w:type="dxa"/>
+      </w:tblCellMar>
+    </w:tblPr>
+  </w:style>
   <w:style w:type="paragraph" w:styleId="Normal" w:default="1">
     <w:name w:val="normal"/>
-  </w:style>
-  <w:style w:type="table" w:styleId="TableNormal" w:default="1">
-    <w:name w:val="TableNormal"/>
   </w:style>
   <w:style w:type="paragraph" w:styleId="Heading1">
     <w:name w:val="heading 1"/>
@@ -3306,12 +3407,6 @@
     <w:tblPr>
       <w:tblStyleRowBandSize w:val="1"/>
       <w:tblStyleColBandSize w:val="1"/>
-      <w:tblCellMar>
-        <w:top w:w="100.0" w:type="dxa"/>
-        <w:left w:w="100.0" w:type="dxa"/>
-        <w:bottom w:w="100.0" w:type="dxa"/>
-        <w:right w:w="100.0" w:type="dxa"/>
-      </w:tblCellMar>
     </w:tblPr>
   </w:style>
   <w:style w:type="table" w:styleId="Table2">
@@ -3319,12 +3414,6 @@
     <w:tblPr>
       <w:tblStyleRowBandSize w:val="1"/>
       <w:tblStyleColBandSize w:val="1"/>
-      <w:tblCellMar>
-        <w:top w:w="100.0" w:type="dxa"/>
-        <w:left w:w="100.0" w:type="dxa"/>
-        <w:bottom w:w="100.0" w:type="dxa"/>
-        <w:right w:w="100.0" w:type="dxa"/>
-      </w:tblCellMar>
     </w:tblPr>
   </w:style>
   <w:style w:type="table" w:styleId="Table3">
@@ -3332,12 +3421,6 @@
     <w:tblPr>
       <w:tblStyleRowBandSize w:val="1"/>
       <w:tblStyleColBandSize w:val="1"/>
-      <w:tblCellMar>
-        <w:top w:w="100.0" w:type="dxa"/>
-        <w:left w:w="100.0" w:type="dxa"/>
-        <w:bottom w:w="100.0" w:type="dxa"/>
-        <w:right w:w="100.0" w:type="dxa"/>
-      </w:tblCellMar>
     </w:tblPr>
   </w:style>
 </w:styles>
